--- a/cv/RobbieRibeiro-cv-August2026.docx
+++ b/cv/RobbieRibeiro-cv-August2026.docx
@@ -1245,7 +1245,7 @@
                       <w:b/>
                       <w:bCs/>
                     </w:rPr>
-                    <w:t xml:space="preserve">C# · ASP.NET · SQL Server</w:t>
+                    <w:t xml:space="preserve">C# · ASP.NET · SQL Server · Azure</w:t>
                   </w:r>
                 </w:p>
                 <w:p>
